--- a/info_parser_from_docx/information/Fluorid.docx
+++ b/info_parser_from_docx/information/Fluorid.docx
@@ -45,21 +45,70 @@
           <w:szCs w:val="24"/>
         </w:rPr>
       </w:pPr>
-      <w:r>
-        <w:rPr>
-          <w:rFonts w:ascii="Arial" w:hAnsi="Arial" w:cs="Arial"/>
-          <w:sz w:val="24"/>
-          <w:szCs w:val="24"/>
-        </w:rPr>
-        <w:t xml:space="preserve">Täglich abgedeckt </w:t>
-      </w:r>
-      <w:r>
-        <w:rPr>
-          <w:rFonts w:ascii="Arial" w:hAnsi="Arial" w:cs="Arial"/>
-          <w:sz w:val="24"/>
-          <w:szCs w:val="24"/>
-        </w:rPr>
-        <w:t>0,178</w:t>
+    </w:p>
+    <w:p>
+      <w:pPr>
+        <w:rPr>
+          <w:rFonts w:ascii="Arial" w:hAnsi="Arial" w:cs="Arial"/>
+          <w:sz w:val="24"/>
+          <w:szCs w:val="24"/>
+          <w:lang w:val="en-GB"/>
+        </w:rPr>
+      </w:pPr>
+      <w:proofErr w:type="spellStart"/>
+      <w:r>
+        <w:rPr>
+          <w:rFonts w:ascii="Arial" w:hAnsi="Arial" w:cs="Arial"/>
+          <w:sz w:val="24"/>
+          <w:szCs w:val="24"/>
+          <w:lang w:val="en-GB"/>
+        </w:rPr>
+        <w:t>Honigmelone</w:t>
+      </w:r>
+      <w:proofErr w:type="spellEnd"/>
+      <w:r>
+        <w:rPr>
+          <w:rFonts w:ascii="Arial" w:hAnsi="Arial" w:cs="Arial"/>
+          <w:sz w:val="24"/>
+          <w:szCs w:val="24"/>
+          <w:lang w:val="en-GB"/>
+        </w:rPr>
+        <w:t xml:space="preserve"> 100 g 0,01 mg</w:t>
+      </w:r>
+    </w:p>
+    <w:p>
+      <w:pPr>
+        <w:rPr>
+          <w:rFonts w:ascii="Arial" w:hAnsi="Arial" w:cs="Arial"/>
+          <w:sz w:val="24"/>
+          <w:szCs w:val="24"/>
+        </w:rPr>
+      </w:pPr>
+      <w:proofErr w:type="spellStart"/>
+      <w:r>
+        <w:rPr>
+          <w:rFonts w:ascii="Arial" w:hAnsi="Arial" w:cs="Arial"/>
+          <w:sz w:val="24"/>
+          <w:szCs w:val="24"/>
+        </w:rPr>
+        <w:t>Parboiledreisgegart</w:t>
+      </w:r>
+      <w:proofErr w:type="spellEnd"/>
+      <w:r>
+        <w:rPr>
+          <w:rFonts w:ascii="Arial" w:hAnsi="Arial" w:cs="Arial"/>
+          <w:sz w:val="24"/>
+          <w:szCs w:val="24"/>
+        </w:rPr>
+        <w:t xml:space="preserve"> 360 g </w:t>
+      </w:r>
+      <w:r>
+        <w:rPr>
+          <w:rFonts w:ascii="Arial" w:hAnsi="Arial" w:cs="Arial"/>
+          <w:sz w:val="24"/>
+          <w:szCs w:val="24"/>
+        </w:rPr>
+        <w:t>0,054</w:t>
       </w:r>
       <w:r>
         <w:rPr>
@@ -78,39 +127,103 @@
           <w:szCs w:val="24"/>
         </w:rPr>
       </w:pPr>
-    </w:p>
-    <w:p>
-      <w:pPr>
-        <w:rPr>
-          <w:rFonts w:ascii="Arial" w:hAnsi="Arial" w:cs="Arial"/>
-          <w:sz w:val="24"/>
-          <w:szCs w:val="24"/>
-        </w:rPr>
-      </w:pPr>
-      <w:r>
-        <w:rPr>
-          <w:rFonts w:ascii="Arial" w:hAnsi="Arial" w:cs="Arial"/>
-          <w:sz w:val="24"/>
-          <w:szCs w:val="24"/>
-        </w:rPr>
-        <w:t>Banane 100 g 0,020 mg</w:t>
-      </w:r>
-    </w:p>
-    <w:p>
-      <w:pPr>
-        <w:rPr>
-          <w:rFonts w:ascii="Arial" w:hAnsi="Arial" w:cs="Arial"/>
-          <w:sz w:val="24"/>
-          <w:szCs w:val="24"/>
-        </w:rPr>
-      </w:pPr>
-      <w:r>
-        <w:rPr>
-          <w:rFonts w:ascii="Arial" w:hAnsi="Arial" w:cs="Arial"/>
-          <w:sz w:val="24"/>
-          <w:szCs w:val="24"/>
-        </w:rPr>
-        <w:t>Honigmelone 100 g 0,010 mg</w:t>
+      <w:r>
+        <w:rPr>
+          <w:rFonts w:ascii="Arial" w:hAnsi="Arial" w:cs="Arial"/>
+          <w:sz w:val="24"/>
+          <w:szCs w:val="24"/>
+        </w:rPr>
+        <w:t xml:space="preserve">Haferflocken 15 g </w:t>
+      </w:r>
+      <w:r>
+        <w:rPr>
+          <w:rFonts w:ascii="Arial" w:hAnsi="Arial" w:cs="Arial"/>
+          <w:sz w:val="24"/>
+          <w:szCs w:val="24"/>
+        </w:rPr>
+        <w:t>0,012</w:t>
+      </w:r>
+      <w:r>
+        <w:rPr>
+          <w:rFonts w:ascii="Arial" w:hAnsi="Arial" w:cs="Arial"/>
+          <w:sz w:val="24"/>
+          <w:szCs w:val="24"/>
+        </w:rPr>
+        <w:t xml:space="preserve"> mg</w:t>
+      </w:r>
+    </w:p>
+    <w:p>
+      <w:pPr>
+        <w:rPr>
+          <w:rFonts w:ascii="Arial" w:hAnsi="Arial" w:cs="Arial"/>
+          <w:sz w:val="24"/>
+          <w:szCs w:val="24"/>
+        </w:rPr>
+      </w:pPr>
+      <w:r>
+        <w:rPr>
+          <w:rFonts w:ascii="Arial" w:hAnsi="Arial" w:cs="Arial"/>
+          <w:sz w:val="24"/>
+          <w:szCs w:val="24"/>
+        </w:rPr>
+        <w:t xml:space="preserve">Butterkäse 36 </w:t>
+      </w:r>
+      <w:r>
+        <w:rPr>
+          <w:rFonts w:ascii="Arial" w:hAnsi="Arial" w:cs="Arial"/>
+          <w:sz w:val="24"/>
+          <w:szCs w:val="24"/>
+        </w:rPr>
+        <w:t xml:space="preserve">g 0,05 </w:t>
+      </w:r>
+      <w:r>
+        <w:rPr>
+          <w:rFonts w:ascii="Arial" w:hAnsi="Arial" w:cs="Arial"/>
+          <w:sz w:val="24"/>
+          <w:szCs w:val="24"/>
+        </w:rPr>
+        <w:t>mg</w:t>
+      </w:r>
+    </w:p>
+    <w:p>
+      <w:pPr>
+        <w:rPr>
+          <w:rFonts w:ascii="Arial" w:hAnsi="Arial" w:cs="Arial"/>
+          <w:sz w:val="24"/>
+          <w:szCs w:val="24"/>
+        </w:rPr>
+      </w:pPr>
+      <w:r>
+        <w:rPr>
+          <w:rFonts w:ascii="Arial" w:hAnsi="Arial" w:cs="Arial"/>
+          <w:sz w:val="24"/>
+          <w:szCs w:val="24"/>
+        </w:rPr>
+        <w:t>Süßrahmb</w:t>
+      </w:r>
+      <w:r>
+        <w:rPr>
+          <w:rFonts w:ascii="Arial" w:hAnsi="Arial" w:cs="Arial"/>
+          <w:sz w:val="24"/>
+          <w:szCs w:val="24"/>
+        </w:rPr>
+        <w:t xml:space="preserve">utter 10 g </w:t>
+      </w:r>
+      <w:r>
+        <w:rPr>
+          <w:rFonts w:ascii="Arial" w:hAnsi="Arial" w:cs="Arial"/>
+          <w:sz w:val="24"/>
+          <w:szCs w:val="24"/>
+        </w:rPr>
+        <w:t>0</w:t>
+      </w:r>
+      <w:r>
+        <w:rPr>
+          <w:rFonts w:ascii="Arial" w:hAnsi="Arial" w:cs="Arial"/>
+          <w:sz w:val="24"/>
+          <w:szCs w:val="24"/>
+        </w:rPr>
+        <w:t xml:space="preserve"> mg</w:t>
       </w:r>
     </w:p>
     <w:p>
@@ -128,7 +241,7 @@
           <w:sz w:val="24"/>
           <w:szCs w:val="24"/>
         </w:rPr>
-        <w:t>Parboiledreisgegart</w:t>
+        <w:t>Brokkoligegart</w:t>
       </w:r>
       <w:proofErr w:type="spellEnd"/>
       <w:r>
@@ -137,68 +250,57 @@
           <w:sz w:val="24"/>
           <w:szCs w:val="24"/>
         </w:rPr>
-        <w:t xml:space="preserve"> 360 g 0,054 mg</w:t>
-      </w:r>
-    </w:p>
-    <w:p>
-      <w:pPr>
-        <w:rPr>
-          <w:rFonts w:ascii="Arial" w:hAnsi="Arial" w:cs="Arial"/>
-          <w:sz w:val="24"/>
-          <w:szCs w:val="24"/>
-        </w:rPr>
-      </w:pPr>
-      <w:r>
-        <w:rPr>
-          <w:rFonts w:ascii="Arial" w:hAnsi="Arial" w:cs="Arial"/>
-          <w:sz w:val="24"/>
-          <w:szCs w:val="24"/>
-        </w:rPr>
-        <w:t>Haferflocken 15 g 0,012 mg</w:t>
-      </w:r>
-    </w:p>
-    <w:p>
-      <w:pPr>
-        <w:rPr>
-          <w:rFonts w:ascii="Arial" w:hAnsi="Arial" w:cs="Arial"/>
-          <w:sz w:val="24"/>
-          <w:szCs w:val="24"/>
-        </w:rPr>
-      </w:pPr>
-      <w:r>
-        <w:rPr>
-          <w:rFonts w:ascii="Arial" w:hAnsi="Arial" w:cs="Arial"/>
-          <w:sz w:val="24"/>
-          <w:szCs w:val="24"/>
-        </w:rPr>
-        <w:t>Butterkäse 36 g 0,050 mg</w:t>
-      </w:r>
-    </w:p>
-    <w:p>
-      <w:pPr>
-        <w:rPr>
-          <w:rFonts w:ascii="Arial" w:hAnsi="Arial" w:cs="Arial"/>
-          <w:sz w:val="24"/>
-          <w:szCs w:val="24"/>
-        </w:rPr>
-      </w:pPr>
-      <w:r>
-        <w:rPr>
-          <w:rFonts w:ascii="Arial" w:hAnsi="Arial" w:cs="Arial"/>
-          <w:sz w:val="24"/>
-          <w:szCs w:val="24"/>
-        </w:rPr>
-        <w:t>Süßrahmbutter 10 g 0 mg</w:t>
-      </w:r>
-    </w:p>
-    <w:p>
-      <w:pPr>
-        <w:rPr>
-          <w:rFonts w:ascii="Arial" w:hAnsi="Arial" w:cs="Arial"/>
-          <w:sz w:val="24"/>
-          <w:szCs w:val="24"/>
-        </w:rPr>
-      </w:pPr>
+        <w:t xml:space="preserve"> 100 g </w:t>
+      </w:r>
+      <w:r>
+        <w:rPr>
+          <w:rFonts w:ascii="Arial" w:hAnsi="Arial" w:cs="Arial"/>
+          <w:sz w:val="24"/>
+          <w:szCs w:val="24"/>
+        </w:rPr>
+        <w:t xml:space="preserve">0,01 </w:t>
+      </w:r>
+      <w:r>
+        <w:rPr>
+          <w:rFonts w:ascii="Arial" w:hAnsi="Arial" w:cs="Arial"/>
+          <w:sz w:val="24"/>
+          <w:szCs w:val="24"/>
+        </w:rPr>
+        <w:t>mg</w:t>
+      </w:r>
+    </w:p>
+    <w:p>
+      <w:pPr>
+        <w:rPr>
+          <w:rFonts w:ascii="Arial" w:hAnsi="Arial" w:cs="Arial"/>
+          <w:sz w:val="24"/>
+          <w:szCs w:val="24"/>
+        </w:rPr>
+      </w:pPr>
+      <w:r>
+        <w:rPr>
+          <w:rFonts w:ascii="Arial" w:hAnsi="Arial" w:cs="Arial"/>
+          <w:sz w:val="24"/>
+          <w:szCs w:val="24"/>
+        </w:rPr>
+        <w:t xml:space="preserve">Blumenkohlgegart 100 g </w:t>
+      </w:r>
+      <w:r>
+        <w:rPr>
+          <w:rFonts w:ascii="Arial" w:hAnsi="Arial" w:cs="Arial"/>
+          <w:sz w:val="24"/>
+          <w:szCs w:val="24"/>
+        </w:rPr>
+        <w:t>0,009</w:t>
+      </w:r>
+      <w:r>
+        <w:rPr>
+          <w:rFonts w:ascii="Arial" w:hAnsi="Arial" w:cs="Arial"/>
+          <w:sz w:val="24"/>
+          <w:szCs w:val="24"/>
+        </w:rPr>
+        <w:t xml:space="preserve"> mg</w:t>
+      </w:r>
     </w:p>
     <w:p>
       <w:pPr>
@@ -215,7 +317,7 @@
           <w:sz w:val="24"/>
           <w:szCs w:val="24"/>
         </w:rPr>
-        <w:t>Brokkoligegart</w:t>
+        <w:t>Möhregegart</w:t>
       </w:r>
       <w:proofErr w:type="spellEnd"/>
       <w:r>
@@ -224,24 +326,23 @@
           <w:sz w:val="24"/>
           <w:szCs w:val="24"/>
         </w:rPr>
-        <w:t xml:space="preserve"> 100 g 0,01 mg</w:t>
-      </w:r>
-    </w:p>
-    <w:p>
-      <w:pPr>
-        <w:rPr>
-          <w:rFonts w:ascii="Arial" w:hAnsi="Arial" w:cs="Arial"/>
-          <w:sz w:val="24"/>
-          <w:szCs w:val="24"/>
-        </w:rPr>
-      </w:pPr>
-      <w:r>
-        <w:rPr>
-          <w:rFonts w:ascii="Arial" w:hAnsi="Arial" w:cs="Arial"/>
-          <w:sz w:val="24"/>
-          <w:szCs w:val="24"/>
-        </w:rPr>
-        <w:t>Blumenkohlgegart 100 g 0,009 mg</w:t>
+        <w:t xml:space="preserve"> 100 g</w:t>
+      </w:r>
+      <w:r>
+        <w:rPr>
+          <w:rFonts w:ascii="Arial" w:hAnsi="Arial" w:cs="Arial"/>
+          <w:sz w:val="24"/>
+          <w:szCs w:val="24"/>
+        </w:rPr>
+        <w:t xml:space="preserve"> 0,02 </w:t>
+      </w:r>
+      <w:r>
+        <w:rPr>
+          <w:rFonts w:ascii="Arial" w:hAnsi="Arial" w:cs="Arial"/>
+          <w:sz w:val="24"/>
+          <w:szCs w:val="24"/>
+        </w:rPr>
+        <w:t>mg</w:t>
       </w:r>
     </w:p>
     <w:p>
@@ -259,7 +360,7 @@
           <w:sz w:val="24"/>
           <w:szCs w:val="24"/>
         </w:rPr>
-        <w:t>Möhregegart</w:t>
+        <w:t>Pastinakegegart</w:t>
       </w:r>
       <w:proofErr w:type="spellEnd"/>
       <w:r>
@@ -268,7 +369,23 @@
           <w:sz w:val="24"/>
           <w:szCs w:val="24"/>
         </w:rPr>
-        <w:t xml:space="preserve"> 100 g 0,02 mg</w:t>
+        <w:t xml:space="preserve"> 100 g </w:t>
+      </w:r>
+      <w:r>
+        <w:rPr>
+          <w:rFonts w:ascii="Arial" w:hAnsi="Arial" w:cs="Arial"/>
+          <w:sz w:val="24"/>
+          <w:szCs w:val="24"/>
+        </w:rPr>
+        <w:t>0,01</w:t>
+      </w:r>
+      <w:r>
+        <w:rPr>
+          <w:rFonts w:ascii="Arial" w:hAnsi="Arial" w:cs="Arial"/>
+          <w:sz w:val="24"/>
+          <w:szCs w:val="24"/>
+        </w:rPr>
+        <w:t xml:space="preserve"> mg</w:t>
       </w:r>
     </w:p>
     <w:p>
@@ -286,7 +403,7 @@
           <w:sz w:val="24"/>
           <w:szCs w:val="24"/>
         </w:rPr>
-        <w:t>Pastinakegegart</w:t>
+        <w:t>Hokkaidokürbisgegart</w:t>
       </w:r>
       <w:proofErr w:type="spellEnd"/>
       <w:r>
@@ -295,7 +412,204 @@
           <w:sz w:val="24"/>
           <w:szCs w:val="24"/>
         </w:rPr>
-        <w:t xml:space="preserve"> 100 g 0,01 mg</w:t>
+        <w:t xml:space="preserve"> 100 g </w:t>
+      </w:r>
+      <w:r>
+        <w:rPr>
+          <w:rFonts w:ascii="Arial" w:hAnsi="Arial" w:cs="Arial"/>
+          <w:sz w:val="24"/>
+          <w:szCs w:val="24"/>
+        </w:rPr>
+        <w:t>0,02</w:t>
+      </w:r>
+      <w:r>
+        <w:rPr>
+          <w:rFonts w:ascii="Arial" w:hAnsi="Arial" w:cs="Arial"/>
+          <w:sz w:val="24"/>
+          <w:szCs w:val="24"/>
+        </w:rPr>
+        <w:t xml:space="preserve"> mg</w:t>
+      </w:r>
+    </w:p>
+    <w:p>
+      <w:pPr>
+        <w:rPr>
+          <w:rFonts w:ascii="Arial" w:hAnsi="Arial" w:cs="Arial"/>
+          <w:sz w:val="24"/>
+          <w:szCs w:val="24"/>
+        </w:rPr>
+      </w:pPr>
+      <w:r>
+        <w:rPr>
+          <w:rFonts w:ascii="Arial" w:hAnsi="Arial" w:cs="Arial"/>
+          <w:sz w:val="24"/>
+          <w:szCs w:val="24"/>
+        </w:rPr>
+        <w:t xml:space="preserve">Eisbergsalatgegart 50 g </w:t>
+      </w:r>
+      <w:r>
+        <w:rPr>
+          <w:rFonts w:ascii="Arial" w:hAnsi="Arial" w:cs="Arial"/>
+          <w:sz w:val="24"/>
+          <w:szCs w:val="24"/>
+        </w:rPr>
+        <w:t>0,05</w:t>
+      </w:r>
+      <w:r>
+        <w:rPr>
+          <w:rFonts w:ascii="Arial" w:hAnsi="Arial" w:cs="Arial"/>
+          <w:sz w:val="24"/>
+          <w:szCs w:val="24"/>
+        </w:rPr>
+        <w:t xml:space="preserve"> mg</w:t>
+      </w:r>
+    </w:p>
+    <w:p>
+      <w:pPr>
+        <w:rPr>
+          <w:rFonts w:ascii="Arial" w:hAnsi="Arial" w:cs="Arial"/>
+          <w:sz w:val="24"/>
+          <w:szCs w:val="24"/>
+        </w:rPr>
+      </w:pPr>
+      <w:r>
+        <w:rPr>
+          <w:rFonts w:ascii="Arial" w:hAnsi="Arial" w:cs="Arial"/>
+          <w:sz w:val="24"/>
+          <w:szCs w:val="24"/>
+        </w:rPr>
+        <w:t>Süßkartoffelgegart 100 g</w:t>
+      </w:r>
+      <w:r>
+        <w:rPr>
+          <w:rFonts w:ascii="Arial" w:hAnsi="Arial" w:cs="Arial"/>
+          <w:sz w:val="24"/>
+          <w:szCs w:val="24"/>
+        </w:rPr>
+        <w:t xml:space="preserve"> 0,017</w:t>
+      </w:r>
+      <w:r>
+        <w:rPr>
+          <w:rFonts w:ascii="Arial" w:hAnsi="Arial" w:cs="Arial"/>
+          <w:sz w:val="24"/>
+          <w:szCs w:val="24"/>
+        </w:rPr>
+        <w:t xml:space="preserve"> mg</w:t>
+      </w:r>
+    </w:p>
+    <w:p>
+      <w:pPr>
+        <w:rPr>
+          <w:rFonts w:ascii="Arial" w:hAnsi="Arial" w:cs="Arial"/>
+          <w:sz w:val="24"/>
+          <w:szCs w:val="24"/>
+        </w:rPr>
+      </w:pPr>
+      <w:r>
+        <w:rPr>
+          <w:rFonts w:ascii="Arial" w:hAnsi="Arial" w:cs="Arial"/>
+          <w:sz w:val="24"/>
+          <w:szCs w:val="24"/>
+        </w:rPr>
+        <w:t xml:space="preserve">Rapsöl 5 g </w:t>
+      </w:r>
+      <w:r>
+        <w:rPr>
+          <w:rFonts w:ascii="Arial" w:hAnsi="Arial" w:cs="Arial"/>
+          <w:sz w:val="24"/>
+          <w:szCs w:val="24"/>
+        </w:rPr>
+        <w:t xml:space="preserve">0 </w:t>
+      </w:r>
+      <w:r>
+        <w:rPr>
+          <w:rFonts w:ascii="Arial" w:hAnsi="Arial" w:cs="Arial"/>
+          <w:sz w:val="24"/>
+          <w:szCs w:val="24"/>
+        </w:rPr>
+        <w:t>mg</w:t>
+      </w:r>
+    </w:p>
+    <w:p>
+      <w:pPr>
+        <w:rPr>
+          <w:rFonts w:ascii="Arial" w:hAnsi="Arial" w:cs="Arial"/>
+          <w:sz w:val="24"/>
+          <w:szCs w:val="24"/>
+        </w:rPr>
+      </w:pPr>
+      <w:r>
+        <w:rPr>
+          <w:rFonts w:ascii="Arial" w:hAnsi="Arial" w:cs="Arial"/>
+          <w:sz w:val="24"/>
+          <w:szCs w:val="24"/>
+        </w:rPr>
+        <w:t>Olivenöl 5 g</w:t>
+      </w:r>
+      <w:r>
+        <w:rPr>
+          <w:rFonts w:ascii="Arial" w:hAnsi="Arial" w:cs="Arial"/>
+          <w:sz w:val="24"/>
+          <w:szCs w:val="24"/>
+        </w:rPr>
+        <w:t xml:space="preserve"> 0</w:t>
+      </w:r>
+      <w:r>
+        <w:rPr>
+          <w:rFonts w:ascii="Arial" w:hAnsi="Arial" w:cs="Arial"/>
+          <w:sz w:val="24"/>
+          <w:szCs w:val="24"/>
+        </w:rPr>
+        <w:t xml:space="preserve"> mg</w:t>
+      </w:r>
+    </w:p>
+    <w:p>
+      <w:pPr>
+        <w:rPr>
+          <w:rFonts w:ascii="Arial" w:hAnsi="Arial" w:cs="Arial"/>
+          <w:sz w:val="24"/>
+          <w:szCs w:val="24"/>
+        </w:rPr>
+      </w:pPr>
+      <w:r>
+        <w:rPr>
+          <w:rFonts w:ascii="Arial" w:hAnsi="Arial" w:cs="Arial"/>
+          <w:sz w:val="24"/>
+          <w:szCs w:val="24"/>
+        </w:rPr>
+        <w:t>Hirse</w:t>
+      </w:r>
+      <w:r>
+        <w:rPr>
+          <w:rFonts w:ascii="Arial" w:hAnsi="Arial" w:cs="Arial"/>
+          <w:sz w:val="24"/>
+          <w:szCs w:val="24"/>
+        </w:rPr>
+        <w:t>gegart</w:t>
+      </w:r>
+      <w:r>
+        <w:rPr>
+          <w:rFonts w:ascii="Arial" w:hAnsi="Arial" w:cs="Arial"/>
+          <w:sz w:val="24"/>
+          <w:szCs w:val="24"/>
+        </w:rPr>
+        <w:t xml:space="preserve"> 400 g</w:t>
+      </w:r>
+      <w:r>
+        <w:rPr>
+          <w:rFonts w:ascii="Arial" w:hAnsi="Arial" w:cs="Arial"/>
+          <w:sz w:val="24"/>
+          <w:szCs w:val="24"/>
+        </w:rPr>
+        <w:t xml:space="preserve"> 0,076</w:t>
+      </w:r>
+      <w:r>
+        <w:rPr>
+          <w:rFonts w:ascii="Arial" w:hAnsi="Arial" w:cs="Arial"/>
+          <w:sz w:val="24"/>
+          <w:szCs w:val="24"/>
+        </w:rPr>
+        <w:t xml:space="preserve"> mg</w:t>
       </w:r>
     </w:p>
     <w:p>
@@ -313,7 +627,7 @@
           <w:sz w:val="24"/>
           <w:szCs w:val="24"/>
         </w:rPr>
-        <w:t>Hokkaidokürbisgegart</w:t>
+        <w:t>Quinoagegart</w:t>
       </w:r>
       <w:proofErr w:type="spellEnd"/>
       <w:r>
@@ -322,118 +636,15 @@
           <w:sz w:val="24"/>
           <w:szCs w:val="24"/>
         </w:rPr>
-        <w:t xml:space="preserve"> 100 g 0,02 mg</w:t>
-      </w:r>
-    </w:p>
-    <w:p>
-      <w:pPr>
-        <w:rPr>
-          <w:rFonts w:ascii="Arial" w:hAnsi="Arial" w:cs="Arial"/>
-          <w:sz w:val="24"/>
-          <w:szCs w:val="24"/>
-        </w:rPr>
-      </w:pPr>
-      <w:r>
-        <w:rPr>
-          <w:rFonts w:ascii="Arial" w:hAnsi="Arial" w:cs="Arial"/>
-          <w:sz w:val="24"/>
-          <w:szCs w:val="24"/>
-        </w:rPr>
-        <w:t>Eisbergsalatgegart 50 g 0,05 mg</w:t>
-      </w:r>
-    </w:p>
-    <w:p>
-      <w:pPr>
-        <w:rPr>
-          <w:rFonts w:ascii="Arial" w:hAnsi="Arial" w:cs="Arial"/>
-          <w:sz w:val="24"/>
-          <w:szCs w:val="24"/>
-        </w:rPr>
-      </w:pPr>
-      <w:r>
-        <w:rPr>
-          <w:rFonts w:ascii="Arial" w:hAnsi="Arial" w:cs="Arial"/>
-          <w:sz w:val="24"/>
-          <w:szCs w:val="24"/>
-        </w:rPr>
-        <w:t>Süßkartoffelgegart 100 g 0,017 mg</w:t>
-      </w:r>
-    </w:p>
-    <w:p>
-      <w:pPr>
-        <w:rPr>
-          <w:rFonts w:ascii="Arial" w:hAnsi="Arial" w:cs="Arial"/>
-          <w:sz w:val="24"/>
-          <w:szCs w:val="24"/>
-        </w:rPr>
-      </w:pPr>
-    </w:p>
-    <w:p>
-      <w:pPr>
-        <w:rPr>
-          <w:rFonts w:ascii="Arial" w:hAnsi="Arial" w:cs="Arial"/>
-          <w:sz w:val="24"/>
-          <w:szCs w:val="24"/>
-        </w:rPr>
-      </w:pPr>
-      <w:r>
-        <w:rPr>
-          <w:rFonts w:ascii="Arial" w:hAnsi="Arial" w:cs="Arial"/>
-          <w:sz w:val="24"/>
-          <w:szCs w:val="24"/>
-        </w:rPr>
-        <w:t>Rapsöl 5 g 0 mg</w:t>
-      </w:r>
-    </w:p>
-    <w:p>
-      <w:pPr>
-        <w:rPr>
-          <w:rFonts w:ascii="Arial" w:hAnsi="Arial" w:cs="Arial"/>
-          <w:sz w:val="24"/>
-          <w:szCs w:val="24"/>
-        </w:rPr>
-      </w:pPr>
-      <w:r>
-        <w:rPr>
-          <w:rFonts w:ascii="Arial" w:hAnsi="Arial" w:cs="Arial"/>
-          <w:sz w:val="24"/>
-          <w:szCs w:val="24"/>
-        </w:rPr>
-        <w:t>Olivenöl 5 g 0 mg</w:t>
-      </w:r>
-    </w:p>
-    <w:p>
-      <w:pPr>
-        <w:rPr>
-          <w:rFonts w:ascii="Arial" w:hAnsi="Arial" w:cs="Arial"/>
-          <w:sz w:val="24"/>
-          <w:szCs w:val="24"/>
-        </w:rPr>
-      </w:pPr>
-    </w:p>
-    <w:p>
-      <w:pPr>
-        <w:rPr>
-          <w:rFonts w:ascii="Arial" w:hAnsi="Arial" w:cs="Arial"/>
-          <w:sz w:val="24"/>
-          <w:szCs w:val="24"/>
-        </w:rPr>
-      </w:pPr>
-      <w:r>
-        <w:rPr>
-          <w:rFonts w:ascii="Arial" w:hAnsi="Arial" w:cs="Arial"/>
-          <w:sz w:val="24"/>
-          <w:szCs w:val="24"/>
-        </w:rPr>
-        <w:t>Hirsegegart 400 g</w:t>
-      </w:r>
-      <w:r>
-        <w:rPr>
-          <w:rFonts w:ascii="Arial" w:hAnsi="Arial" w:cs="Arial"/>
-          <w:sz w:val="24"/>
-          <w:szCs w:val="24"/>
-        </w:rPr>
-        <w:t xml:space="preserve"> 0,076</w:t>
+        <w:t xml:space="preserve"> 390 g </w:t>
+      </w:r>
+      <w:r>
+        <w:rPr>
+          <w:rFonts w:ascii="Arial" w:hAnsi="Arial" w:cs="Arial"/>
+          <w:sz w:val="24"/>
+          <w:szCs w:val="24"/>
+        </w:rPr>
+        <w:t>0,028</w:t>
       </w:r>
       <w:r>
         <w:rPr>
@@ -459,7 +670,7 @@
           <w:sz w:val="24"/>
           <w:szCs w:val="24"/>
         </w:rPr>
-        <w:t>Quinoagegart</w:t>
+        <w:t>Kartoffelngegart</w:t>
       </w:r>
       <w:proofErr w:type="spellEnd"/>
       <w:r>
@@ -468,15 +679,97 @@
           <w:sz w:val="24"/>
           <w:szCs w:val="24"/>
         </w:rPr>
-        <w:t xml:space="preserve"> 390 g </w:t>
-      </w:r>
-      <w:r>
-        <w:rPr>
-          <w:rFonts w:ascii="Arial" w:hAnsi="Arial" w:cs="Arial"/>
-          <w:sz w:val="24"/>
-          <w:szCs w:val="24"/>
-        </w:rPr>
-        <w:t>0,028</w:t>
+        <w:t xml:space="preserve"> 400 g </w:t>
+      </w:r>
+      <w:r>
+        <w:rPr>
+          <w:rFonts w:ascii="Arial" w:hAnsi="Arial" w:cs="Arial"/>
+          <w:sz w:val="24"/>
+          <w:szCs w:val="24"/>
+        </w:rPr>
+        <w:t xml:space="preserve">0,04 </w:t>
+      </w:r>
+      <w:r>
+        <w:rPr>
+          <w:rFonts w:ascii="Arial" w:hAnsi="Arial" w:cs="Arial"/>
+          <w:sz w:val="24"/>
+          <w:szCs w:val="24"/>
+        </w:rPr>
+        <w:t>mg</w:t>
+      </w:r>
+    </w:p>
+    <w:p>
+      <w:pPr>
+        <w:rPr>
+          <w:rFonts w:ascii="Arial" w:hAnsi="Arial" w:cs="Arial"/>
+          <w:sz w:val="24"/>
+          <w:szCs w:val="24"/>
+        </w:rPr>
+      </w:pPr>
+      <w:r>
+        <w:rPr>
+          <w:rFonts w:ascii="Arial" w:hAnsi="Arial" w:cs="Arial"/>
+          <w:sz w:val="24"/>
+          <w:szCs w:val="24"/>
+        </w:rPr>
+        <w:t xml:space="preserve">Vollkornreisgegart 245 g </w:t>
+      </w:r>
+      <w:r>
+        <w:rPr>
+          <w:rFonts w:ascii="Arial" w:hAnsi="Arial" w:cs="Arial"/>
+          <w:sz w:val="24"/>
+          <w:szCs w:val="24"/>
+        </w:rPr>
+        <w:t xml:space="preserve">0,049 </w:t>
+      </w:r>
+      <w:r>
+        <w:rPr>
+          <w:rFonts w:ascii="Arial" w:hAnsi="Arial" w:cs="Arial"/>
+          <w:sz w:val="24"/>
+          <w:szCs w:val="24"/>
+        </w:rPr>
+        <w:t>mg</w:t>
+      </w:r>
+    </w:p>
+    <w:p>
+      <w:pPr>
+        <w:rPr>
+          <w:rFonts w:ascii="Arial" w:hAnsi="Arial" w:cs="Arial"/>
+          <w:sz w:val="24"/>
+          <w:szCs w:val="24"/>
+        </w:rPr>
+      </w:pPr>
+      <w:r>
+        <w:rPr>
+          <w:rFonts w:ascii="Arial" w:hAnsi="Arial" w:cs="Arial"/>
+          <w:sz w:val="24"/>
+          <w:szCs w:val="24"/>
+        </w:rPr>
+        <w:t>Hähnchenbrustfilet</w:t>
+      </w:r>
+      <w:r>
+        <w:rPr>
+          <w:rFonts w:ascii="Arial" w:hAnsi="Arial" w:cs="Arial"/>
+          <w:sz w:val="24"/>
+          <w:szCs w:val="24"/>
+        </w:rPr>
+        <w:t>gebraten</w:t>
+      </w:r>
+      <w:r>
+        <w:rPr>
+          <w:rFonts w:ascii="Arial" w:hAnsi="Arial" w:cs="Arial"/>
+          <w:sz w:val="24"/>
+          <w:szCs w:val="24"/>
+        </w:rPr>
+        <w:t xml:space="preserve"> 100 g </w:t>
+      </w:r>
+      <w:r>
+        <w:rPr>
+          <w:rFonts w:ascii="Arial" w:hAnsi="Arial" w:cs="Arial"/>
+          <w:sz w:val="24"/>
+          <w:szCs w:val="24"/>
+        </w:rPr>
+        <w:t>0,047</w:t>
       </w:r>
       <w:r>
         <w:rPr>
@@ -495,6 +788,229 @@
           <w:szCs w:val="24"/>
         </w:rPr>
       </w:pPr>
+      <w:r>
+        <w:rPr>
+          <w:rFonts w:ascii="Arial" w:hAnsi="Arial" w:cs="Arial"/>
+          <w:sz w:val="24"/>
+          <w:szCs w:val="24"/>
+        </w:rPr>
+        <w:t xml:space="preserve">Lachsgekocht 120 g </w:t>
+      </w:r>
+      <w:r>
+        <w:rPr>
+          <w:rFonts w:ascii="Arial" w:hAnsi="Arial" w:cs="Arial"/>
+          <w:sz w:val="24"/>
+          <w:szCs w:val="24"/>
+        </w:rPr>
+        <w:t>0,042</w:t>
+      </w:r>
+      <w:r>
+        <w:rPr>
+          <w:rFonts w:ascii="Arial" w:hAnsi="Arial" w:cs="Arial"/>
+          <w:sz w:val="24"/>
+          <w:szCs w:val="24"/>
+        </w:rPr>
+        <w:t xml:space="preserve"> mg</w:t>
+      </w:r>
+    </w:p>
+    <w:p>
+      <w:pPr>
+        <w:rPr>
+          <w:rFonts w:ascii="Arial" w:hAnsi="Arial" w:cs="Arial"/>
+          <w:sz w:val="24"/>
+          <w:szCs w:val="24"/>
+        </w:rPr>
+      </w:pPr>
+      <w:r>
+        <w:rPr>
+          <w:rFonts w:ascii="Arial" w:hAnsi="Arial" w:cs="Arial"/>
+          <w:sz w:val="24"/>
+          <w:szCs w:val="24"/>
+        </w:rPr>
+        <w:t xml:space="preserve">Eigelbgegart 20 g </w:t>
+      </w:r>
+      <w:r>
+        <w:rPr>
+          <w:rFonts w:ascii="Arial" w:hAnsi="Arial" w:cs="Arial"/>
+          <w:sz w:val="24"/>
+          <w:szCs w:val="24"/>
+        </w:rPr>
+        <w:t xml:space="preserve">0,006 </w:t>
+      </w:r>
+      <w:r>
+        <w:rPr>
+          <w:rFonts w:ascii="Arial" w:hAnsi="Arial" w:cs="Arial"/>
+          <w:sz w:val="24"/>
+          <w:szCs w:val="24"/>
+        </w:rPr>
+        <w:t>mg</w:t>
+      </w:r>
+    </w:p>
+    <w:p>
+      <w:pPr>
+        <w:rPr>
+          <w:rFonts w:ascii="Arial" w:hAnsi="Arial" w:cs="Arial"/>
+          <w:sz w:val="24"/>
+          <w:szCs w:val="24"/>
+        </w:rPr>
+      </w:pPr>
+      <w:r>
+        <w:rPr>
+          <w:rFonts w:ascii="Arial" w:hAnsi="Arial" w:cs="Arial"/>
+          <w:sz w:val="24"/>
+          <w:szCs w:val="24"/>
+        </w:rPr>
+        <w:t>Joghurt 100 g 0,016 mg</w:t>
+      </w:r>
+    </w:p>
+    <w:p>
+      <w:pPr>
+        <w:rPr>
+          <w:rFonts w:ascii="Arial" w:hAnsi="Arial" w:cs="Arial"/>
+          <w:sz w:val="24"/>
+          <w:szCs w:val="24"/>
+        </w:rPr>
+      </w:pPr>
+      <w:r>
+        <w:rPr>
+          <w:rFonts w:ascii="Arial" w:hAnsi="Arial" w:cs="Arial"/>
+          <w:sz w:val="24"/>
+          <w:szCs w:val="24"/>
+        </w:rPr>
+        <w:t xml:space="preserve">Macadamianuss 25 g </w:t>
+      </w:r>
+      <w:r>
+        <w:rPr>
+          <w:rFonts w:ascii="Arial" w:hAnsi="Arial" w:cs="Arial"/>
+          <w:sz w:val="24"/>
+          <w:szCs w:val="24"/>
+        </w:rPr>
+        <w:t>0,023</w:t>
+      </w:r>
+      <w:r>
+        <w:rPr>
+          <w:rFonts w:ascii="Arial" w:hAnsi="Arial" w:cs="Arial"/>
+          <w:sz w:val="24"/>
+          <w:szCs w:val="24"/>
+        </w:rPr>
+        <w:t xml:space="preserve"> mg</w:t>
+      </w:r>
+    </w:p>
+    <w:p>
+      <w:pPr>
+        <w:rPr>
+          <w:rFonts w:ascii="Arial" w:hAnsi="Arial" w:cs="Arial"/>
+          <w:sz w:val="24"/>
+          <w:szCs w:val="24"/>
+        </w:rPr>
+      </w:pPr>
+      <w:r>
+        <w:rPr>
+          <w:rFonts w:ascii="Arial" w:hAnsi="Arial" w:cs="Arial"/>
+          <w:sz w:val="24"/>
+          <w:szCs w:val="24"/>
+        </w:rPr>
+        <w:t xml:space="preserve">Kürbiskerne 25 g </w:t>
+      </w:r>
+      <w:r>
+        <w:rPr>
+          <w:rFonts w:ascii="Arial" w:hAnsi="Arial" w:cs="Arial"/>
+          <w:sz w:val="24"/>
+          <w:szCs w:val="24"/>
+        </w:rPr>
+        <w:t>0,024</w:t>
+      </w:r>
+      <w:r>
+        <w:rPr>
+          <w:rFonts w:ascii="Arial" w:hAnsi="Arial" w:cs="Arial"/>
+          <w:sz w:val="24"/>
+          <w:szCs w:val="24"/>
+        </w:rPr>
+        <w:t xml:space="preserve"> mg</w:t>
+      </w:r>
+    </w:p>
+    <w:p>
+      <w:pPr>
+        <w:rPr>
+          <w:rFonts w:ascii="Arial" w:hAnsi="Arial" w:cs="Arial"/>
+          <w:sz w:val="24"/>
+          <w:szCs w:val="24"/>
+        </w:rPr>
+      </w:pPr>
+      <w:r>
+        <w:rPr>
+          <w:rFonts w:ascii="Arial" w:hAnsi="Arial" w:cs="Arial"/>
+          <w:sz w:val="24"/>
+          <w:szCs w:val="24"/>
+        </w:rPr>
+        <w:t>Paranuss 4 g</w:t>
+      </w:r>
+      <w:r>
+        <w:rPr>
+          <w:rFonts w:ascii="Arial" w:hAnsi="Arial" w:cs="Arial"/>
+          <w:sz w:val="24"/>
+          <w:szCs w:val="24"/>
+        </w:rPr>
+        <w:t xml:space="preserve"> </w:t>
+      </w:r>
+      <w:r>
+        <w:rPr>
+          <w:rFonts w:ascii="Arial" w:hAnsi="Arial" w:cs="Arial"/>
+          <w:sz w:val="24"/>
+          <w:szCs w:val="24"/>
+        </w:rPr>
+        <w:t xml:space="preserve">0,005 </w:t>
+      </w:r>
+      <w:r>
+        <w:rPr>
+          <w:rFonts w:ascii="Arial" w:hAnsi="Arial" w:cs="Arial"/>
+          <w:sz w:val="24"/>
+          <w:szCs w:val="24"/>
+        </w:rPr>
+        <w:t>mg</w:t>
+      </w:r>
+    </w:p>
+    <w:p>
+      <w:pPr>
+        <w:rPr>
+          <w:rFonts w:ascii="Arial" w:hAnsi="Arial" w:cs="Arial"/>
+          <w:sz w:val="24"/>
+          <w:szCs w:val="24"/>
+        </w:rPr>
+      </w:pPr>
+      <w:r>
+        <w:rPr>
+          <w:rFonts w:ascii="Arial" w:hAnsi="Arial" w:cs="Arial"/>
+          <w:sz w:val="24"/>
+          <w:szCs w:val="24"/>
+        </w:rPr>
+        <w:t xml:space="preserve">Zucchinigegart 130 </w:t>
+      </w:r>
+      <w:r>
+        <w:rPr>
+          <w:rFonts w:ascii="Arial" w:hAnsi="Arial" w:cs="Arial"/>
+          <w:sz w:val="24"/>
+          <w:szCs w:val="24"/>
+        </w:rPr>
+        <w:t xml:space="preserve">0,026 </w:t>
+      </w:r>
+      <w:r>
+        <w:rPr>
+          <w:rFonts w:ascii="Arial" w:hAnsi="Arial" w:cs="Arial"/>
+          <w:sz w:val="24"/>
+          <w:szCs w:val="24"/>
+        </w:rPr>
+        <w:t>mg</w:t>
+      </w:r>
+    </w:p>
+    <w:p>
+      <w:pPr>
+        <w:rPr>
+          <w:rFonts w:ascii="Arial" w:hAnsi="Arial" w:cs="Arial"/>
+          <w:sz w:val="24"/>
+          <w:szCs w:val="24"/>
+        </w:rPr>
+      </w:pPr>
       <w:proofErr w:type="spellStart"/>
       <w:r>
         <w:rPr>
@@ -502,7 +1018,7 @@
           <w:sz w:val="24"/>
           <w:szCs w:val="24"/>
         </w:rPr>
-        <w:t>Kartoffelngegart</w:t>
+        <w:t>Gurkegegart</w:t>
       </w:r>
       <w:proofErr w:type="spellEnd"/>
       <w:r>
@@ -511,98 +1027,15 @@
           <w:sz w:val="24"/>
           <w:szCs w:val="24"/>
         </w:rPr>
-        <w:t xml:space="preserve"> 400 g </w:t>
-      </w:r>
-      <w:r>
-        <w:rPr>
-          <w:rFonts w:ascii="Arial" w:hAnsi="Arial" w:cs="Arial"/>
-          <w:sz w:val="24"/>
-          <w:szCs w:val="24"/>
-        </w:rPr>
-        <w:t xml:space="preserve">0,04 </w:t>
-      </w:r>
-      <w:r>
-        <w:rPr>
-          <w:rFonts w:ascii="Arial" w:hAnsi="Arial" w:cs="Arial"/>
-          <w:sz w:val="24"/>
-          <w:szCs w:val="24"/>
-        </w:rPr>
-        <w:t>mg</w:t>
-      </w:r>
-    </w:p>
-    <w:p>
-      <w:pPr>
-        <w:rPr>
-          <w:rFonts w:ascii="Arial" w:hAnsi="Arial" w:cs="Arial"/>
-          <w:sz w:val="24"/>
-          <w:szCs w:val="24"/>
-        </w:rPr>
-      </w:pPr>
-      <w:r>
-        <w:rPr>
-          <w:rFonts w:ascii="Arial" w:hAnsi="Arial" w:cs="Arial"/>
-          <w:sz w:val="24"/>
-          <w:szCs w:val="24"/>
-        </w:rPr>
-        <w:t xml:space="preserve">Vollkornreisgegart 245 g </w:t>
-      </w:r>
-      <w:r>
-        <w:rPr>
-          <w:rFonts w:ascii="Arial" w:hAnsi="Arial" w:cs="Arial"/>
-          <w:sz w:val="24"/>
-          <w:szCs w:val="24"/>
-        </w:rPr>
-        <w:t xml:space="preserve">0,049 </w:t>
-      </w:r>
-      <w:r>
-        <w:rPr>
-          <w:rFonts w:ascii="Arial" w:hAnsi="Arial" w:cs="Arial"/>
-          <w:sz w:val="24"/>
-          <w:szCs w:val="24"/>
-        </w:rPr>
-        <w:t>mg</w:t>
-      </w:r>
-    </w:p>
-    <w:p>
-      <w:pPr>
-        <w:rPr>
-          <w:rFonts w:ascii="Arial" w:hAnsi="Arial" w:cs="Arial"/>
-          <w:sz w:val="24"/>
-          <w:szCs w:val="24"/>
-        </w:rPr>
-      </w:pPr>
-      <w:r>
-        <w:rPr>
-          <w:rFonts w:ascii="Arial" w:hAnsi="Arial" w:cs="Arial"/>
-          <w:sz w:val="24"/>
-          <w:szCs w:val="24"/>
-        </w:rPr>
-        <w:t xml:space="preserve"> </w:t>
-      </w:r>
-    </w:p>
-    <w:p>
-      <w:pPr>
-        <w:rPr>
-          <w:rFonts w:ascii="Arial" w:hAnsi="Arial" w:cs="Arial"/>
-          <w:sz w:val="24"/>
-          <w:szCs w:val="24"/>
-        </w:rPr>
-      </w:pPr>
-      <w:r>
-        <w:rPr>
-          <w:rFonts w:ascii="Arial" w:hAnsi="Arial" w:cs="Arial"/>
-          <w:sz w:val="24"/>
-          <w:szCs w:val="24"/>
-        </w:rPr>
-        <w:t xml:space="preserve">Hähnchenbrustfiletgebraten 100 g </w:t>
-      </w:r>
-      <w:r>
-        <w:rPr>
-          <w:rFonts w:ascii="Arial" w:hAnsi="Arial" w:cs="Arial"/>
-          <w:sz w:val="24"/>
-          <w:szCs w:val="24"/>
-        </w:rPr>
-        <w:t>0,047</w:t>
+        <w:t xml:space="preserve"> 130 g </w:t>
+      </w:r>
+      <w:r>
+        <w:rPr>
+          <w:rFonts w:ascii="Arial" w:hAnsi="Arial" w:cs="Arial"/>
+          <w:sz w:val="24"/>
+          <w:szCs w:val="24"/>
+        </w:rPr>
+        <w:t>0,026</w:t>
       </w:r>
       <w:r>
         <w:rPr>
@@ -621,21 +1054,31 @@
           <w:szCs w:val="24"/>
         </w:rPr>
       </w:pPr>
-      <w:r>
-        <w:rPr>
-          <w:rFonts w:ascii="Arial" w:hAnsi="Arial" w:cs="Arial"/>
-          <w:sz w:val="24"/>
-          <w:szCs w:val="24"/>
-        </w:rPr>
-        <w:t xml:space="preserve">Lachsgekocht 120 g </w:t>
-      </w:r>
-      <w:r>
-        <w:rPr>
-          <w:rFonts w:ascii="Arial" w:hAnsi="Arial" w:cs="Arial"/>
-          <w:sz w:val="24"/>
-          <w:szCs w:val="24"/>
-        </w:rPr>
-        <w:t>0,042</w:t>
+      <w:proofErr w:type="spellStart"/>
+      <w:r>
+        <w:rPr>
+          <w:rFonts w:ascii="Arial" w:hAnsi="Arial" w:cs="Arial"/>
+          <w:sz w:val="24"/>
+          <w:szCs w:val="24"/>
+        </w:rPr>
+        <w:t>Urdinkelnudelngegart</w:t>
+      </w:r>
+      <w:proofErr w:type="spellEnd"/>
+      <w:r>
+        <w:rPr>
+          <w:rFonts w:ascii="Arial" w:hAnsi="Arial" w:cs="Arial"/>
+          <w:sz w:val="24"/>
+          <w:szCs w:val="24"/>
+        </w:rPr>
+        <w:t xml:space="preserve"> 100 g </w:t>
+      </w:r>
+      <w:r>
+        <w:rPr>
+          <w:rFonts w:ascii="Arial" w:hAnsi="Arial" w:cs="Arial"/>
+          <w:sz w:val="24"/>
+          <w:szCs w:val="24"/>
+        </w:rPr>
+        <w:t>0,01</w:t>
       </w:r>
       <w:r>
         <w:rPr>
@@ -645,425 +1088,8 @@
         </w:rPr>
         <w:t xml:space="preserve"> mg</w:t>
       </w:r>
-    </w:p>
-    <w:p>
-      <w:pPr>
-        <w:rPr>
-          <w:rFonts w:ascii="Arial" w:hAnsi="Arial" w:cs="Arial"/>
-          <w:sz w:val="24"/>
-          <w:szCs w:val="24"/>
-        </w:rPr>
-      </w:pPr>
-      <w:r>
-        <w:rPr>
-          <w:rFonts w:ascii="Arial" w:hAnsi="Arial" w:cs="Arial"/>
-          <w:sz w:val="24"/>
-          <w:szCs w:val="24"/>
-        </w:rPr>
-        <w:t xml:space="preserve">Eigelbgegart 20 g </w:t>
-      </w:r>
-      <w:r>
-        <w:rPr>
-          <w:rFonts w:ascii="Arial" w:hAnsi="Arial" w:cs="Arial"/>
-          <w:sz w:val="24"/>
-          <w:szCs w:val="24"/>
-        </w:rPr>
-        <w:t xml:space="preserve">0,006 </w:t>
-      </w:r>
-      <w:r>
-        <w:rPr>
-          <w:rFonts w:ascii="Arial" w:hAnsi="Arial" w:cs="Arial"/>
-          <w:sz w:val="24"/>
-          <w:szCs w:val="24"/>
-        </w:rPr>
-        <w:t>mg</w:t>
-      </w:r>
-    </w:p>
-    <w:p>
-      <w:pPr>
-        <w:rPr>
-          <w:rFonts w:ascii="Arial" w:hAnsi="Arial" w:cs="Arial"/>
-          <w:sz w:val="24"/>
-          <w:szCs w:val="24"/>
-        </w:rPr>
-      </w:pPr>
-    </w:p>
-    <w:p>
-      <w:pPr>
-        <w:rPr>
-          <w:rFonts w:ascii="Arial" w:hAnsi="Arial" w:cs="Arial"/>
-          <w:sz w:val="24"/>
-          <w:szCs w:val="24"/>
-          <w:lang w:val="en-GB"/>
-        </w:rPr>
-      </w:pPr>
-      <w:r>
-        <w:rPr>
-          <w:rFonts w:ascii="Arial" w:hAnsi="Arial" w:cs="Arial"/>
-          <w:sz w:val="24"/>
-          <w:szCs w:val="24"/>
-          <w:lang w:val="en-GB"/>
-        </w:rPr>
-        <w:lastRenderedPageBreak/>
-        <w:t xml:space="preserve">Skyr 200 g </w:t>
-      </w:r>
-      <w:r>
-        <w:rPr>
-          <w:rFonts w:ascii="Arial" w:hAnsi="Arial" w:cs="Arial"/>
-          <w:sz w:val="24"/>
-          <w:szCs w:val="24"/>
-          <w:lang w:val="en-GB"/>
-        </w:rPr>
-        <w:t>0</w:t>
-      </w:r>
-      <w:r>
-        <w:rPr>
-          <w:rFonts w:ascii="Arial" w:hAnsi="Arial" w:cs="Arial"/>
-          <w:sz w:val="24"/>
-          <w:szCs w:val="24"/>
-          <w:lang w:val="en-GB"/>
-        </w:rPr>
-        <w:t xml:space="preserve"> mg </w:t>
-      </w:r>
-    </w:p>
-    <w:p>
-      <w:pPr>
-        <w:rPr>
-          <w:rFonts w:ascii="Arial" w:hAnsi="Arial" w:cs="Arial"/>
-          <w:sz w:val="24"/>
-          <w:szCs w:val="24"/>
-          <w:lang w:val="en-GB"/>
-        </w:rPr>
-      </w:pPr>
-      <w:proofErr w:type="spellStart"/>
-      <w:r>
-        <w:rPr>
-          <w:rFonts w:ascii="Arial" w:hAnsi="Arial" w:cs="Arial"/>
-          <w:sz w:val="24"/>
-          <w:szCs w:val="24"/>
-          <w:lang w:val="en-GB"/>
-        </w:rPr>
-        <w:t>Macadamianuss</w:t>
-      </w:r>
-      <w:proofErr w:type="spellEnd"/>
-      <w:r>
-        <w:rPr>
-          <w:rFonts w:ascii="Arial" w:hAnsi="Arial" w:cs="Arial"/>
-          <w:sz w:val="24"/>
-          <w:szCs w:val="24"/>
-          <w:lang w:val="en-GB"/>
-        </w:rPr>
-        <w:t xml:space="preserve"> 25 g </w:t>
-      </w:r>
-      <w:r>
-        <w:rPr>
-          <w:rFonts w:ascii="Arial" w:hAnsi="Arial" w:cs="Arial"/>
-          <w:sz w:val="24"/>
-          <w:szCs w:val="24"/>
-          <w:lang w:val="en-GB"/>
-        </w:rPr>
-        <w:t>0,023</w:t>
-      </w:r>
-      <w:r>
-        <w:rPr>
-          <w:rFonts w:ascii="Arial" w:hAnsi="Arial" w:cs="Arial"/>
-          <w:sz w:val="24"/>
-          <w:szCs w:val="24"/>
-          <w:lang w:val="en-GB"/>
-        </w:rPr>
-        <w:t xml:space="preserve"> mg</w:t>
-      </w:r>
-    </w:p>
-    <w:p>
-      <w:pPr>
-        <w:rPr>
-          <w:rFonts w:ascii="Arial" w:hAnsi="Arial" w:cs="Arial"/>
-          <w:sz w:val="24"/>
-          <w:szCs w:val="24"/>
-        </w:rPr>
-      </w:pPr>
-      <w:proofErr w:type="spellStart"/>
-      <w:r>
-        <w:rPr>
-          <w:rFonts w:ascii="Arial" w:hAnsi="Arial" w:cs="Arial"/>
-          <w:sz w:val="24"/>
-          <w:szCs w:val="24"/>
-        </w:rPr>
-        <w:t>geröstetegesalzeneKürbiskerne</w:t>
-      </w:r>
-      <w:proofErr w:type="spellEnd"/>
-      <w:r>
-        <w:rPr>
-          <w:rFonts w:ascii="Arial" w:hAnsi="Arial" w:cs="Arial"/>
-          <w:sz w:val="24"/>
-          <w:szCs w:val="24"/>
-        </w:rPr>
-        <w:t xml:space="preserve"> 25 g</w:t>
-      </w:r>
-      <w:r>
-        <w:rPr>
-          <w:rFonts w:ascii="Arial" w:hAnsi="Arial" w:cs="Arial"/>
-          <w:sz w:val="24"/>
-          <w:szCs w:val="24"/>
-        </w:rPr>
-        <w:t xml:space="preserve"> 0,023 </w:t>
-      </w:r>
-      <w:r>
-        <w:rPr>
-          <w:rFonts w:ascii="Arial" w:hAnsi="Arial" w:cs="Arial"/>
-          <w:sz w:val="24"/>
-          <w:szCs w:val="24"/>
-        </w:rPr>
-        <w:t>mg</w:t>
-      </w:r>
-    </w:p>
-    <w:p>
-      <w:pPr>
-        <w:rPr>
-          <w:rFonts w:ascii="Arial" w:hAnsi="Arial" w:cs="Arial"/>
-          <w:sz w:val="24"/>
-          <w:szCs w:val="24"/>
-        </w:rPr>
-      </w:pPr>
-      <w:r>
-        <w:rPr>
-          <w:rFonts w:ascii="Arial" w:hAnsi="Arial" w:cs="Arial"/>
-          <w:sz w:val="24"/>
-          <w:szCs w:val="24"/>
-        </w:rPr>
-        <w:t xml:space="preserve">Kürbiskerne 25 g </w:t>
-      </w:r>
-      <w:r>
-        <w:rPr>
-          <w:rFonts w:ascii="Arial" w:hAnsi="Arial" w:cs="Arial"/>
-          <w:sz w:val="24"/>
-          <w:szCs w:val="24"/>
-        </w:rPr>
-        <w:t>0,024</w:t>
-      </w:r>
-      <w:r>
-        <w:rPr>
-          <w:rFonts w:ascii="Arial" w:hAnsi="Arial" w:cs="Arial"/>
-          <w:sz w:val="24"/>
-          <w:szCs w:val="24"/>
-        </w:rPr>
-        <w:t xml:space="preserve"> mg</w:t>
-      </w:r>
-    </w:p>
-    <w:p>
-      <w:pPr>
-        <w:rPr>
-          <w:rFonts w:ascii="Arial" w:hAnsi="Arial" w:cs="Arial"/>
-          <w:sz w:val="24"/>
-          <w:szCs w:val="24"/>
-        </w:rPr>
-      </w:pPr>
-      <w:r>
-        <w:rPr>
-          <w:rFonts w:ascii="Arial" w:hAnsi="Arial" w:cs="Arial"/>
-          <w:sz w:val="24"/>
-          <w:szCs w:val="24"/>
-        </w:rPr>
-        <w:t xml:space="preserve">Paranuss 4 g </w:t>
-      </w:r>
-      <w:r>
-        <w:rPr>
-          <w:rFonts w:ascii="Arial" w:hAnsi="Arial" w:cs="Arial"/>
-          <w:sz w:val="24"/>
-          <w:szCs w:val="24"/>
-        </w:rPr>
-        <w:t xml:space="preserve">0,005 </w:t>
-      </w:r>
-      <w:r>
-        <w:rPr>
-          <w:rFonts w:ascii="Arial" w:hAnsi="Arial" w:cs="Arial"/>
-          <w:sz w:val="24"/>
-          <w:szCs w:val="24"/>
-        </w:rPr>
-        <w:t>mg</w:t>
-      </w:r>
-    </w:p>
-    <w:p>
-      <w:pPr>
-        <w:rPr>
-          <w:rFonts w:ascii="Arial" w:hAnsi="Arial" w:cs="Arial"/>
-          <w:sz w:val="24"/>
-          <w:szCs w:val="24"/>
-        </w:rPr>
-      </w:pPr>
-      <w:r>
-        <w:rPr>
-          <w:rFonts w:ascii="Arial" w:hAnsi="Arial" w:cs="Arial"/>
-          <w:sz w:val="24"/>
-          <w:szCs w:val="24"/>
-        </w:rPr>
-        <w:t xml:space="preserve">Walnuss 20 g </w:t>
-      </w:r>
-      <w:r>
-        <w:rPr>
-          <w:rFonts w:ascii="Arial" w:hAnsi="Arial" w:cs="Arial"/>
-          <w:sz w:val="24"/>
-          <w:szCs w:val="24"/>
-        </w:rPr>
-        <w:t>0</w:t>
-      </w:r>
-      <w:r>
-        <w:rPr>
-          <w:rFonts w:ascii="Arial" w:hAnsi="Arial" w:cs="Arial"/>
-          <w:sz w:val="24"/>
-          <w:szCs w:val="24"/>
-        </w:rPr>
-        <w:t xml:space="preserve"> mg </w:t>
-      </w:r>
-    </w:p>
-    <w:p>
-      <w:pPr>
-        <w:rPr>
-          <w:rFonts w:ascii="Arial" w:hAnsi="Arial" w:cs="Arial"/>
-          <w:sz w:val="24"/>
-          <w:szCs w:val="24"/>
-        </w:rPr>
-      </w:pPr>
-    </w:p>
-    <w:p>
-      <w:pPr>
-        <w:rPr>
-          <w:rFonts w:ascii="Arial" w:hAnsi="Arial" w:cs="Arial"/>
-          <w:sz w:val="24"/>
-          <w:szCs w:val="24"/>
-        </w:rPr>
-      </w:pPr>
-      <w:r>
-        <w:rPr>
-          <w:rFonts w:ascii="Arial" w:hAnsi="Arial" w:cs="Arial"/>
-          <w:sz w:val="24"/>
-          <w:szCs w:val="24"/>
-        </w:rPr>
-        <w:t xml:space="preserve">Zucchinigegart 130 </w:t>
-      </w:r>
-      <w:r>
-        <w:rPr>
-          <w:rFonts w:ascii="Arial" w:hAnsi="Arial" w:cs="Arial"/>
-          <w:sz w:val="24"/>
-          <w:szCs w:val="24"/>
-        </w:rPr>
-        <w:t xml:space="preserve">0,026 </w:t>
-      </w:r>
-      <w:r>
-        <w:rPr>
-          <w:rFonts w:ascii="Arial" w:hAnsi="Arial" w:cs="Arial"/>
-          <w:sz w:val="24"/>
-          <w:szCs w:val="24"/>
-        </w:rPr>
-        <w:t>mg</w:t>
-      </w:r>
-    </w:p>
-    <w:p>
-      <w:pPr>
-        <w:rPr>
-          <w:rFonts w:ascii="Arial" w:hAnsi="Arial" w:cs="Arial"/>
-          <w:sz w:val="24"/>
-          <w:szCs w:val="24"/>
-        </w:rPr>
-      </w:pPr>
-      <w:proofErr w:type="spellStart"/>
-      <w:r>
-        <w:rPr>
-          <w:rFonts w:ascii="Arial" w:hAnsi="Arial" w:cs="Arial"/>
-          <w:sz w:val="24"/>
-          <w:szCs w:val="24"/>
-        </w:rPr>
-        <w:t>Gurkegegart</w:t>
-      </w:r>
-      <w:proofErr w:type="spellEnd"/>
-      <w:r>
-        <w:rPr>
-          <w:rFonts w:ascii="Arial" w:hAnsi="Arial" w:cs="Arial"/>
-          <w:sz w:val="24"/>
-          <w:szCs w:val="24"/>
-        </w:rPr>
-        <w:t xml:space="preserve"> 130 g </w:t>
-      </w:r>
-      <w:r>
-        <w:rPr>
-          <w:rFonts w:ascii="Arial" w:hAnsi="Arial" w:cs="Arial"/>
-          <w:sz w:val="24"/>
-          <w:szCs w:val="24"/>
-        </w:rPr>
-        <w:t>0,026</w:t>
-      </w:r>
-      <w:r>
-        <w:rPr>
-          <w:rFonts w:ascii="Arial" w:hAnsi="Arial" w:cs="Arial"/>
-          <w:sz w:val="24"/>
-          <w:szCs w:val="24"/>
-        </w:rPr>
-        <w:t xml:space="preserve"> mg</w:t>
-      </w:r>
-    </w:p>
-    <w:p>
-      <w:pPr>
-        <w:rPr>
-          <w:rFonts w:ascii="Arial" w:hAnsi="Arial" w:cs="Arial"/>
-          <w:sz w:val="24"/>
-          <w:szCs w:val="24"/>
-        </w:rPr>
-      </w:pPr>
-      <w:proofErr w:type="spellStart"/>
-      <w:r>
-        <w:rPr>
-          <w:rFonts w:ascii="Arial" w:hAnsi="Arial" w:cs="Arial"/>
-          <w:sz w:val="24"/>
-          <w:szCs w:val="24"/>
-        </w:rPr>
-        <w:t>Urdinkelnudelngegart</w:t>
-      </w:r>
-      <w:proofErr w:type="spellEnd"/>
-      <w:r>
-        <w:rPr>
-          <w:rFonts w:ascii="Arial" w:hAnsi="Arial" w:cs="Arial"/>
-          <w:sz w:val="24"/>
-          <w:szCs w:val="24"/>
-        </w:rPr>
-        <w:t xml:space="preserve"> 100 g </w:t>
-      </w:r>
-      <w:r>
-        <w:rPr>
-          <w:rFonts w:ascii="Arial" w:hAnsi="Arial" w:cs="Arial"/>
-          <w:sz w:val="24"/>
-          <w:szCs w:val="24"/>
-        </w:rPr>
-        <w:t>0,01</w:t>
-      </w:r>
-      <w:r>
-        <w:rPr>
-          <w:rFonts w:ascii="Arial" w:hAnsi="Arial" w:cs="Arial"/>
-          <w:sz w:val="24"/>
-          <w:szCs w:val="24"/>
-        </w:rPr>
-        <w:t xml:space="preserve"> mg</w:t>
-      </w:r>
-    </w:p>
-    <w:bookmarkEnd w:id="0"/>
-    <w:p>
-      <w:pPr>
-        <w:rPr>
-          <w:sz w:val="24"/>
-          <w:szCs w:val="24"/>
-        </w:rPr>
-      </w:pPr>
-    </w:p>
-    <w:p>
-      <w:pPr>
-        <w:rPr>
-          <w:sz w:val="24"/>
-          <w:szCs w:val="24"/>
-        </w:rPr>
-      </w:pPr>
-    </w:p>
-    <w:p/>
-    <w:p/>
-    <w:p/>
+      <w:bookmarkEnd w:id="0"/>
+    </w:p>
     <w:sectPr>
       <w:pgSz w:w="11906" w:h="16838"/>
       <w:pgMar w:top="1417" w:right="1417" w:bottom="1134" w:left="1417" w:header="708" w:footer="708" w:gutter="0"/>
